--- a/PROCESSED FILES/BUILDING-TECHNOLOGY.docx
+++ b/PROCESSED FILES/BUILDING-TECHNOLOGY.docx
@@ -15533,35 +15533,7 @@
         <w:rPr>
           <w:lang w:val="en-US"/>
         </w:rPr>
-        <w:t xml:space="preserve">Bricks have high ________ strength but break easily </w:t>
-      </w:r>
-      <w:proofErr w:type="gramStart"/>
-      <w:r>
-        <w:rPr>
-          <w:lang w:val="en-US"/>
-        </w:rPr>
-        <w:t>when</w:t>
-      </w:r>
-      <w:proofErr w:type="gramEnd"/>
-      <w:r>
-        <w:rPr>
-          <w:lang w:val="en-US"/>
-        </w:rPr>
-        <w:t xml:space="preserve"> </w:t>
-      </w:r>
-      <w:proofErr w:type="gramStart"/>
-      <w:r>
-        <w:rPr>
-          <w:lang w:val="en-US"/>
-        </w:rPr>
-        <w:t>dropped</w:t>
-      </w:r>
-      <w:proofErr w:type="gramEnd"/>
-      <w:r>
-        <w:rPr>
-          <w:lang w:val="en-US"/>
-        </w:rPr>
-        <w:t>.</w:t>
+        <w:t>Bricks have high ________ strength but break easily when dropped.</w:t>
       </w:r>
     </w:p>
     <w:p>
@@ -15723,21 +15695,7 @@
         <w:rPr>
           <w:lang w:val="en-US"/>
         </w:rPr>
-        <w:t xml:space="preserve">Masonry is known for being durable </w:t>
-      </w:r>
-      <w:proofErr w:type="gramStart"/>
-      <w:r>
-        <w:rPr>
-          <w:lang w:val="en-US"/>
-        </w:rPr>
-        <w:t>and __</w:t>
-      </w:r>
-      <w:proofErr w:type="gramEnd"/>
-      <w:r>
-        <w:rPr>
-          <w:lang w:val="en-US"/>
-        </w:rPr>
-        <w:t>______ resistant.</w:t>
+        <w:t>Masonry is known for being durable and ________ resistant.</w:t>
       </w:r>
     </w:p>
     <w:p>
@@ -15818,21 +15776,7 @@
         <w:rPr>
           <w:lang w:val="en-US"/>
         </w:rPr>
-        <w:t xml:space="preserve">Mud bricks are also known </w:t>
-      </w:r>
-      <w:proofErr w:type="gramStart"/>
-      <w:r>
-        <w:rPr>
-          <w:lang w:val="en-US"/>
-        </w:rPr>
-        <w:t>as __</w:t>
-      </w:r>
-      <w:proofErr w:type="gramEnd"/>
-      <w:r>
-        <w:rPr>
-          <w:lang w:val="en-US"/>
-        </w:rPr>
-        <w:t>______.</w:t>
+        <w:t>Mud bricks are also known as ________.</w:t>
       </w:r>
     </w:p>
     <w:p>
@@ -16475,21 +16419,7 @@
         <w:rPr>
           <w:lang w:val="en-US"/>
         </w:rPr>
-        <w:t xml:space="preserve">Ceramics are </w:t>
-      </w:r>
-      <w:proofErr w:type="gramStart"/>
-      <w:r>
-        <w:rPr>
-          <w:lang w:val="en-US"/>
-        </w:rPr>
-        <w:t>most commonly seen</w:t>
-      </w:r>
-      <w:proofErr w:type="gramEnd"/>
-      <w:r>
-        <w:rPr>
-          <w:lang w:val="en-US"/>
-        </w:rPr>
-        <w:t xml:space="preserve"> as ________.</w:t>
+        <w:t>Ceramics are most commonly seen as ________.</w:t>
       </w:r>
     </w:p>
     <w:p>
@@ -17382,25 +17312,7 @@
           <w:bCs/>
           <w:lang w:val="en-US"/>
         </w:rPr>
-        <w:t xml:space="preserve">D. </w:t>
-      </w:r>
-      <w:proofErr w:type="gramStart"/>
-      <w:r>
-        <w:rPr>
-          <w:b/>
-          <w:bCs/>
-          <w:lang w:val="en-US"/>
-        </w:rPr>
-        <w:t>All of</w:t>
-      </w:r>
-      <w:proofErr w:type="gramEnd"/>
-      <w:r>
-        <w:rPr>
-          <w:b/>
-          <w:bCs/>
-          <w:lang w:val="en-US"/>
-        </w:rPr>
-        <w:t xml:space="preserve"> the above</w:t>
+        <w:t>D. All of the above</w:t>
       </w:r>
     </w:p>
     <w:p>
@@ -17828,25 +17740,7 @@
           <w:bCs/>
           <w:lang w:val="en-US"/>
         </w:rPr>
-        <w:t xml:space="preserve">D. </w:t>
-      </w:r>
-      <w:proofErr w:type="gramStart"/>
-      <w:r>
-        <w:rPr>
-          <w:b/>
-          <w:bCs/>
-          <w:lang w:val="en-US"/>
-        </w:rPr>
-        <w:t>All of</w:t>
-      </w:r>
-      <w:proofErr w:type="gramEnd"/>
-      <w:r>
-        <w:rPr>
-          <w:b/>
-          <w:bCs/>
-          <w:lang w:val="en-US"/>
-        </w:rPr>
-        <w:t xml:space="preserve"> the above</w:t>
+        <w:t>D. All of the above</w:t>
       </w:r>
     </w:p>
     <w:p>
@@ -23247,7 +23141,13 @@
     </w:p>
     <w:p>
       <w:r>
-        <w:t>48. Low-tension frame structures are one use of fabric.</w:t>
+        <w:t>4</w:t>
+      </w:r>
+      <w:r>
+        <w:rPr>
+          <w:highlight w:val="yellow"/>
+        </w:rPr>
+        <w:t>8. Low-tension frame structures are one use of fabric.</w:t>
       </w:r>
     </w:p>
     <w:p>
@@ -32501,6 +32401,7 @@
       <w:r>
         <w:rPr>
           <w:b/>
+          <w:highlight w:val="yellow"/>
         </w:rPr>
         <w:lastRenderedPageBreak/>
         <w:t>ASPHALT</w:t>

--- a/PROCESSED FILES/BUILDING-TECHNOLOGY.docx
+++ b/PROCESSED FILES/BUILDING-TECHNOLOGY.docx
@@ -21166,18 +21166,8 @@
           <w:bCs/>
           <w:lang w:val="en-US"/>
         </w:rPr>
-        <w:t xml:space="preserve">B. Clear, </w:t>
-      </w:r>
-      <w:proofErr w:type="gramStart"/>
-      <w:r>
-        <w:rPr>
-          <w:b/>
-          <w:bCs/>
-          <w:lang w:val="en-US"/>
-        </w:rPr>
-        <w:t>free-span</w:t>
-      </w:r>
-      <w:proofErr w:type="gramEnd"/>
+        <w:t>B. Clear, free-span</w:t>
+      </w:r>
     </w:p>
     <w:p>
       <w:pPr>
@@ -21627,15 +21617,7 @@
     </w:p>
     <w:p>
       <w:r>
-        <w:t xml:space="preserve">14. Which of the following is NOT listed as a property of </w:t>
-      </w:r>
-      <w:proofErr w:type="gramStart"/>
-      <w:r>
-        <w:t>synthetic-resin</w:t>
-      </w:r>
-      <w:proofErr w:type="gramEnd"/>
-      <w:r>
-        <w:t xml:space="preserve"> coated fabrics?</w:t>
+        <w:t>14. Which of the following is NOT listed as a property of synthetic-resin coated fabrics?</w:t>
       </w:r>
     </w:p>
     <w:p>
@@ -22598,15 +22580,7 @@
     </w:p>
     <w:p>
       <w:r>
-        <w:t xml:space="preserve">33. Moth resistance is one of the properties of </w:t>
-      </w:r>
-      <w:proofErr w:type="gramStart"/>
-      <w:r>
-        <w:t>synthetic-resin</w:t>
-      </w:r>
-      <w:proofErr w:type="gramEnd"/>
-      <w:r>
-        <w:t xml:space="preserve"> coated fabrics.</w:t>
+        <w:t>33. Moth resistance is one of the properties of synthetic-resin coated fabrics.</w:t>
       </w:r>
     </w:p>
     <w:p>
@@ -22852,15 +22826,7 @@
     </w:p>
     <w:p>
       <w:r>
-        <w:t xml:space="preserve">40. Dry cleaning durability is a property of </w:t>
-      </w:r>
-      <w:proofErr w:type="gramStart"/>
-      <w:r>
-        <w:t>synthetic-resin</w:t>
-      </w:r>
-      <w:proofErr w:type="gramEnd"/>
-      <w:r>
-        <w:t xml:space="preserve"> coated fabric.</w:t>
+        <w:t>40. Dry cleaning durability is a property of synthetic-resin coated fabric.</w:t>
       </w:r>
     </w:p>
     <w:p>
@@ -24959,25 +24925,7 @@
           <w:bCs/>
           <w:lang w:val="en-US"/>
         </w:rPr>
-        <w:t xml:space="preserve">D. </w:t>
-      </w:r>
-      <w:proofErr w:type="gramStart"/>
-      <w:r>
-        <w:rPr>
-          <w:b/>
-          <w:bCs/>
-          <w:lang w:val="en-US"/>
-        </w:rPr>
-        <w:t>All of</w:t>
-      </w:r>
-      <w:proofErr w:type="gramEnd"/>
-      <w:r>
-        <w:rPr>
-          <w:b/>
-          <w:bCs/>
-          <w:lang w:val="en-US"/>
-        </w:rPr>
-        <w:t xml:space="preserve"> the above</w:t>
+        <w:t>D. All of the above</w:t>
       </w:r>
     </w:p>
     <w:p>
@@ -25012,16 +24960,8 @@
         <w:rPr>
           <w:lang w:val="en-US"/>
         </w:rPr>
-        <w:t xml:space="preserve">B. Type of insulation </w:t>
-      </w:r>
-      <w:proofErr w:type="gramStart"/>
-      <w:r>
-        <w:rPr>
-          <w:lang w:val="en-US"/>
-        </w:rPr>
-        <w:t>foam</w:t>
-      </w:r>
-      <w:proofErr w:type="gramEnd"/>
+        <w:t>B. Type of insulation foam</w:t>
+      </w:r>
     </w:p>
     <w:p>
       <w:pPr>
@@ -26857,25 +26797,7 @@
           <w:bCs/>
           <w:lang w:val="en-US"/>
         </w:rPr>
-        <w:t xml:space="preserve">D. </w:t>
-      </w:r>
-      <w:proofErr w:type="gramStart"/>
-      <w:r>
-        <w:rPr>
-          <w:b/>
-          <w:bCs/>
-          <w:lang w:val="en-US"/>
-        </w:rPr>
-        <w:t>All of</w:t>
-      </w:r>
-      <w:proofErr w:type="gramEnd"/>
-      <w:r>
-        <w:rPr>
-          <w:b/>
-          <w:bCs/>
-          <w:lang w:val="en-US"/>
-        </w:rPr>
-        <w:t xml:space="preserve"> the above</w:t>
+        <w:t>D. All of the above</w:t>
       </w:r>
     </w:p>
     <w:p>
@@ -26910,18 +26832,8 @@
           <w:bCs/>
           <w:lang w:val="en-US"/>
         </w:rPr>
-        <w:t xml:space="preserve">B. </w:t>
-      </w:r>
-      <w:proofErr w:type="gramStart"/>
-      <w:r>
-        <w:rPr>
-          <w:b/>
-          <w:bCs/>
-          <w:lang w:val="en-US"/>
-        </w:rPr>
-        <w:t>Load-bearing</w:t>
-      </w:r>
-      <w:proofErr w:type="gramEnd"/>
+        <w:t>B. Load-bearing</w:t>
+      </w:r>
     </w:p>
     <w:p>
       <w:pPr>
@@ -28307,13 +28219,8 @@
     </w:p>
     <w:p>
       <w:r>
-        <w:t xml:space="preserve">4. The widespread use of steel led to an explosion in the construction of which building </w:t>
-      </w:r>
-      <w:proofErr w:type="gramStart"/>
-      <w:r>
-        <w:t>type?</w:t>
-      </w:r>
-      <w:proofErr w:type="gramEnd"/>
+        <w:t>4. The widespread use of steel led to an explosion in the construction of which building type?</w:t>
+      </w:r>
     </w:p>
     <w:p>
       <w:pPr>
@@ -29262,16 +29169,8 @@
         <w:rPr>
           <w:lang w:val="en-US"/>
         </w:rPr>
-        <w:t xml:space="preserve">C. Helium and </w:t>
-      </w:r>
-      <w:proofErr w:type="gramStart"/>
-      <w:r>
-        <w:rPr>
-          <w:lang w:val="en-US"/>
-        </w:rPr>
-        <w:t>neon</w:t>
-      </w:r>
-      <w:proofErr w:type="gramEnd"/>
+        <w:t>C. Helium and neon</w:t>
+      </w:r>
     </w:p>
     <w:p>
       <w:pPr>
@@ -30385,15 +30284,7 @@
     </w:p>
     <w:p>
       <w:r>
-        <w:t xml:space="preserve">42. The backbone analogy implies steel provides internal support, </w:t>
-      </w:r>
-      <w:proofErr w:type="gramStart"/>
-      <w:r>
-        <w:t>similar to</w:t>
-      </w:r>
-      <w:proofErr w:type="gramEnd"/>
-      <w:r>
-        <w:t xml:space="preserve"> bones in a body.</w:t>
+        <w:t>42. The backbone analogy implies steel provides internal support, similar to bones in a body.</w:t>
       </w:r>
     </w:p>
     <w:p>
@@ -33149,15 +33040,7 @@
     </w:p>
     <w:p>
       <w:r>
-        <w:t xml:space="preserve">25. Asphalt concrete </w:t>
-      </w:r>
-      <w:proofErr w:type="gramStart"/>
-      <w:r>
-        <w:t>is able to</w:t>
-      </w:r>
-      <w:proofErr w:type="gramEnd"/>
-      <w:r>
-        <w:t xml:space="preserve"> withstand ______ traffic.</w:t>
+        <w:t>25. Asphalt concrete is able to withstand ______ traffic.</w:t>
       </w:r>
     </w:p>
     <w:p>
@@ -34968,23 +34851,7 @@
           <w:b/>
           <w:bCs/>
         </w:rPr>
-        <w:t xml:space="preserve">D. </w:t>
-      </w:r>
-      <w:proofErr w:type="gramStart"/>
-      <w:r>
-        <w:rPr>
-          <w:b/>
-          <w:bCs/>
-        </w:rPr>
-        <w:t>All of</w:t>
-      </w:r>
-      <w:proofErr w:type="gramEnd"/>
-      <w:r>
-        <w:rPr>
-          <w:b/>
-          <w:bCs/>
-        </w:rPr>
-        <w:t xml:space="preserve"> the above</w:t>
+        <w:t>D. All of the above</w:t>
       </w:r>
     </w:p>
     <w:p>
@@ -35605,15 +35472,7 @@
     <w:p/>
     <w:p>
       <w:r>
-        <w:t xml:space="preserve">18. Bamboo is </w:t>
-      </w:r>
-      <w:proofErr w:type="gramStart"/>
-      <w:r>
-        <w:t>most commonly used</w:t>
-      </w:r>
-      <w:proofErr w:type="gramEnd"/>
-      <w:r>
-        <w:t xml:space="preserve"> for electrical cabling in buildings.</w:t>
+        <w:t>18. Bamboo is most commonly used for electrical cabling in buildings.</w:t>
       </w:r>
     </w:p>
     <w:p>
@@ -36026,37 +35885,23 @@
     </w:p>
     <w:p>
       <w:r>
-        <w:t xml:space="preserve">B. </w:t>
-      </w:r>
-      <w:proofErr w:type="gramStart"/>
-      <w:r>
-        <w:t>Non-recyclable</w:t>
-      </w:r>
-      <w:proofErr w:type="gramEnd"/>
-    </w:p>
-    <w:p>
-      <w:pPr>
-        <w:rPr>
-          <w:b/>
-          <w:bCs/>
-        </w:rPr>
-      </w:pPr>
-      <w:r>
-        <w:rPr>
-          <w:b/>
-          <w:bCs/>
-        </w:rPr>
-        <w:t xml:space="preserve">C. Renewable and </w:t>
-      </w:r>
-      <w:proofErr w:type="gramStart"/>
-      <w:r>
-        <w:rPr>
-          <w:b/>
-          <w:bCs/>
-        </w:rPr>
-        <w:t>low-impact</w:t>
-      </w:r>
-      <w:proofErr w:type="gramEnd"/>
+        <w:t>B. Non-recyclable</w:t>
+      </w:r>
+    </w:p>
+    <w:p>
+      <w:pPr>
+        <w:rPr>
+          <w:b/>
+          <w:bCs/>
+        </w:rPr>
+      </w:pPr>
+      <w:r>
+        <w:rPr>
+          <w:b/>
+          <w:bCs/>
+        </w:rPr>
+        <w:t>C. Renewable and low-impact</w:t>
+      </w:r>
     </w:p>
     <w:p>
       <w:r>
@@ -36115,6 +35960,7 @@
       <w:r>
         <w:rPr>
           <w:b/>
+          <w:highlight w:val="yellow"/>
         </w:rPr>
         <w:lastRenderedPageBreak/>
         <w:t>STONE</w:t>
@@ -36264,16 +36110,8 @@
         <w:rPr>
           <w:lang w:val="en-US"/>
         </w:rPr>
-        <w:t xml:space="preserve">A. Sandstone and </w:t>
-      </w:r>
-      <w:proofErr w:type="gramStart"/>
-      <w:r>
-        <w:rPr>
-          <w:lang w:val="en-US"/>
-        </w:rPr>
-        <w:t>slate</w:t>
-      </w:r>
-      <w:proofErr w:type="gramEnd"/>
+        <w:t>A. Sandstone and slate</w:t>
+      </w:r>
     </w:p>
     <w:p>
       <w:pPr>
@@ -36315,16 +36153,8 @@
         <w:rPr>
           <w:lang w:val="en-US"/>
         </w:rPr>
-        <w:t xml:space="preserve">D. Basalt and </w:t>
-      </w:r>
-      <w:proofErr w:type="gramStart"/>
-      <w:r>
-        <w:rPr>
-          <w:lang w:val="en-US"/>
-        </w:rPr>
-        <w:t>pumice</w:t>
-      </w:r>
-      <w:proofErr w:type="gramEnd"/>
+        <w:t>D. Basalt and pumice</w:t>
+      </w:r>
     </w:p>
     <w:p>
       <w:r>
@@ -36547,16 +36377,8 @@
         <w:rPr>
           <w:lang w:val="en-US"/>
         </w:rPr>
-        <w:t xml:space="preserve">A. Glossy to </w:t>
-      </w:r>
-      <w:proofErr w:type="gramStart"/>
-      <w:r>
-        <w:rPr>
-          <w:lang w:val="en-US"/>
-        </w:rPr>
-        <w:t>matte</w:t>
-      </w:r>
-      <w:proofErr w:type="gramEnd"/>
+        <w:t>A. Glossy to matte</w:t>
+      </w:r>
     </w:p>
     <w:p>
       <w:pPr>
@@ -39423,6 +39245,7 @@
       <w:r>
         <w:rPr>
           <w:b/>
+          <w:highlight w:val="yellow"/>
         </w:rPr>
         <w:lastRenderedPageBreak/>
         <w:t>RAMMED EARTH</w:t>
@@ -40436,6 +40259,7 @@
       <w:r>
         <w:rPr>
           <w:b/>
+          <w:highlight w:val="yellow"/>
         </w:rPr>
         <w:lastRenderedPageBreak/>
         <w:t>RUBBER</w:t>
@@ -40683,16 +40507,8 @@
         <w:rPr>
           <w:lang w:val="en-US"/>
         </w:rPr>
-        <w:t xml:space="preserve">d. </w:t>
-      </w:r>
-      <w:proofErr w:type="gramStart"/>
-      <w:r>
-        <w:rPr>
-          <w:lang w:val="en-US"/>
-        </w:rPr>
-        <w:t>Heavy in weight</w:t>
-      </w:r>
-      <w:proofErr w:type="gramEnd"/>
+        <w:t>d. Heavy in weight</w:t>
+      </w:r>
     </w:p>
     <w:p>
       <w:r>
@@ -41320,15 +41136,7 @@
     </w:p>
     <w:p>
       <w:r>
-        <w:t xml:space="preserve">20. Slip-resistance is one of the reasons rubber </w:t>
-      </w:r>
-      <w:proofErr w:type="gramStart"/>
-      <w:r>
-        <w:t>flooring</w:t>
-      </w:r>
-      <w:proofErr w:type="gramEnd"/>
-      <w:r>
-        <w:t xml:space="preserve"> is safe.</w:t>
+        <w:t>20. Slip-resistance is one of the reasons rubber flooring is safe.</w:t>
       </w:r>
     </w:p>
     <w:p>
@@ -41812,21 +41620,7 @@
         <w:rPr>
           <w:lang w:val="en-US"/>
         </w:rPr>
-        <w:t xml:space="preserve">a. </w:t>
-      </w:r>
-      <w:proofErr w:type="gramStart"/>
-      <w:r>
-        <w:rPr>
-          <w:lang w:val="en-US"/>
-        </w:rPr>
-        <w:t>Wears</w:t>
-      </w:r>
-      <w:proofErr w:type="gramEnd"/>
-      <w:r>
-        <w:rPr>
-          <w:lang w:val="en-US"/>
-        </w:rPr>
-        <w:t xml:space="preserve"> down quickly</w:t>
+        <w:t>a. Wears down quickly</w:t>
       </w:r>
     </w:p>
     <w:p>
@@ -42169,15 +41963,7 @@
     </w:p>
     <w:p>
       <w:r>
-        <w:t xml:space="preserve">3. What additional protection </w:t>
-      </w:r>
-      <w:proofErr w:type="gramStart"/>
-      <w:r>
-        <w:t>do</w:t>
-      </w:r>
-      <w:proofErr w:type="gramEnd"/>
-      <w:r>
-        <w:t xml:space="preserve"> polycarbonates provide?</w:t>
+        <w:t>3. What additional protection do polycarbonates provide?</w:t>
       </w:r>
     </w:p>
     <w:p>
@@ -42242,13 +42028,8 @@
     </w:p>
     <w:p>
       <w:r>
-        <w:t xml:space="preserve">D. </w:t>
-      </w:r>
-      <w:proofErr w:type="gramStart"/>
-      <w:r>
-        <w:t>Non-durable</w:t>
-      </w:r>
-      <w:proofErr w:type="gramEnd"/>
+        <w:t>D. Non-durable</w:t>
+      </w:r>
     </w:p>
     <w:p>
       <w:r>
@@ -42330,15 +42111,7 @@
     <w:p/>
     <w:p>
       <w:r>
-        <w:t xml:space="preserve">8. Polycarbonates are completely </w:t>
-      </w:r>
-      <w:proofErr w:type="gramStart"/>
-      <w:r>
-        <w:t>scratch-proof</w:t>
-      </w:r>
-      <w:proofErr w:type="gramEnd"/>
-      <w:r>
-        <w:t>.</w:t>
+        <w:t>8. Polycarbonates are completely scratch-proof.</w:t>
       </w:r>
     </w:p>
     <w:p>
@@ -42943,15 +42716,7 @@
     </w:p>
     <w:p>
       <w:r>
-        <w:t xml:space="preserve">26. What main advantage </w:t>
-      </w:r>
-      <w:proofErr w:type="gramStart"/>
-      <w:r>
-        <w:t>do</w:t>
-      </w:r>
-      <w:proofErr w:type="gramEnd"/>
-      <w:r>
-        <w:t xml:space="preserve"> polycarbonates have over glass?</w:t>
+        <w:t>26. What main advantage do polycarbonates have over glass?</w:t>
       </w:r>
     </w:p>
     <w:p>
@@ -44819,6 +44584,7 @@
       <w:r>
         <w:rPr>
           <w:b/>
+          <w:highlight w:val="yellow"/>
         </w:rPr>
         <w:lastRenderedPageBreak/>
         <w:t>THATCH</w:t>
@@ -44971,15 +44737,7 @@
     <w:p/>
     <w:p>
       <w:r>
-        <w:t xml:space="preserve">5. In which climates </w:t>
-      </w:r>
-      <w:proofErr w:type="gramStart"/>
-      <w:r>
-        <w:t>has</w:t>
-      </w:r>
-      <w:proofErr w:type="gramEnd"/>
-      <w:r>
-        <w:t xml:space="preserve"> thatching been traditionally used?</w:t>
+        <w:t>5. In which climates has thatching been traditionally used?</w:t>
       </w:r>
     </w:p>
     <w:p>
@@ -46613,17 +46371,8 @@
           <w:b/>
           <w:bCs/>
         </w:rPr>
-        <w:t xml:space="preserve">B. </w:t>
-      </w:r>
-      <w:proofErr w:type="gramStart"/>
-      <w:r>
-        <w:rPr>
-          <w:b/>
-          <w:bCs/>
-        </w:rPr>
-        <w:t>Thin-shell</w:t>
-      </w:r>
-      <w:proofErr w:type="gramEnd"/>
+        <w:t>B. Thin-shell</w:t>
+      </w:r>
     </w:p>
     <w:p>
       <w:r>
